--- a/week-4-pentominoes-differentiate-dok/week-4-reading-homework.docx
+++ b/week-4-pentominoes-differentiate-dok/week-4-reading-homework.docx
@@ -35,7 +35,7 @@
           <w:color w:val="1F4E96"/>
           <w:sz w:val="26"/>
         </w:rPr>
-        <w:t>Week 4 · Planner</w:t>
+        <w:t>Week 4 · Lesson Planner</w:t>
       </w:r>
     </w:p>
     <w:p>
